--- a/Dark_Ride_GDD.docx
+++ b/Dark_Ride_GDD.docx
@@ -22,12 +22,7 @@
         <w:spacing w:after="280"/>
       </w:pPr>
       <w:r>
-        <w:rPr>
-          <w:rFonts w:ascii="Segoe UI" w:hAnsi="Segoe UI"/>
-          <w:color w:val="0D9488"/>
-          <w:sz w:val="26"/>
-        </w:rPr>
-        <w:t>Project: Dark Ride Maintenance v1.0 — Clean Industrial Dark Ride Edition</w:t>
+        <w:t>Project: Dark Ride Maintenance v0.1 — Clean Industrial Dark Ride Edition</w:t>
       </w:r>
     </w:p>
     <w:p>
@@ -91,11 +86,7 @@
               <w:spacing w:after="0"/>
             </w:pPr>
             <w:r>
-              <w:rPr>
-                <w:color w:val="334155"/>
-                <w:sz w:val="19"/>
-              </w:rPr>
-              <w:t>Dark Ride Maintenance (Project v1)</w:t>
+              <w:t>Dark Ride Maintenance (Project v0.1)</w:t>
             </w:r>
           </w:p>
         </w:tc>
@@ -346,11 +337,7 @@
               <w:spacing w:after="0"/>
             </w:pPr>
             <w:r>
-              <w:rPr>
-                <w:color w:val="334155"/>
-                <w:sz w:val="19"/>
-              </w:rPr>
-              <w:t>First-Person Job-Sim Horror / Clean Industrial Dark Ride Style (Shift at Midnight Inspired v1.0)</w:t>
+              <w:t>First-Person Job-Sim Horror / Clean Industrial Dark Ride Style (Shift at Midnight Inspired v0.1)</w:t>
             </w:r>
           </w:p>
         </w:tc>
@@ -381,7 +368,7 @@
     </w:p>
     <w:p>
       <w:r>
-        <w:t>Pemain berperan sebagai teknisi pemeliharaan malam (Night Shift Maintenance Staff) di sebuah taman hiburan tua. Sebelum resmi diterima menjadi karyawan tetap (Permanent Staff), pemain harus menjalani masa Uji Coba / Trial selama 5 Hari Kerja Shift Malam (00:00 – 06:00). Fokus utama permainan adalah menyelesaikan tugas teknis spesifik yang tercantum di Catatan Tugas Harian (Daily Maintenance Note) pada wahana DARK RIDE RUMAH HANTU — wahana indoor bertema horor dengan rute kereta rel (Ghost Carts / Ride Vehicles) yang terbagi secara terstruktur ke dalam 3 ZONA UTAMA WAHANA berdasarkan Peta Jalur Game (Game Map Layout).</w:t>
+        <w:t>Pemain berperan sebagai teknisi pemeliharaan malam (Night Shift Maintenance Staff) di sebuah taman hiburan tua. Sebelum resmi diterima menjadi karyawan tetap (Permanent Staff), pemain harus menjalani masa Uji Coba / Trial selama 5 Hari Kerja Shift Malam (00:00 – 06:00, durasi real-world: Day 1-4 = 15 menit [1 jam game = 150 detik]; Day 5 = 20 menit [1 jam game = 200 detik]). Fokus utama permainan adalah menyelesaikan tugas teknis spesifik yang tercantum di Catatan Tugas Harian (Daily Maintenance Note) pada wahana DARK RIDE RUMAH HANTU — wahana indoor bertema horor dengan rute kereta rel (Ghost Carts / Ride Vehicles) yang terbagi secara terstruktur ke dalam 3 ZONA UTAMA WAHANA berdasarkan Peta Jalur Game (Game Map Layout).</w:t>
       </w:r>
     </w:p>
     <w:p>
@@ -519,17 +506,7 @@
         <w:spacing w:after="80"/>
       </w:pPr>
       <w:r>
-        <w:rPr>
-          <w:b/>
-          <w:color w:val="0F172A"/>
-        </w:rPr>
-        <w:t>5-Day Probation Timeline &amp; Strict Retry Limit</w:t>
-      </w:r>
-      <w:r>
-        <w:rPr>
-          <w:color w:val="334155"/>
-        </w:rPr>
-        <w:t>: Evaluasi masa percobaan 5 hari. Pemain wajib kembali ke Workshop sebelum jam 06:00 pagi. Gagal = Sanksi Laporan &amp; Retry (Maksimal 5x Retry -&gt; GAME OVER).</w:t>
+        <w:t>5-Day Probation Timeline &amp; Strict Retry Limit: Evaluasi masa percobaan 5 hari. Pemain wajib kembali ke Workshop sebelum jam 06:00 pagi (Durasi Shift: Day 1-4 = 15 Menit, Day 5 = 20 Menit Nyata). Gagal = Sanksi Laporan &amp; Retry (Maksimal 5x Retry -&gt; GAME OVER).</w:t>
       </w:r>
     </w:p>
     <w:tbl>
@@ -560,24 +537,10 @@
             </w:tcBorders>
           </w:tcPr>
           <w:p>
-            <w:pPr>
-              <w:spacing w:after="0"/>
-            </w:pPr>
             <w:r>
-              <w:rPr>
-                <w:b/>
-                <w:color w:val="0F766E"/>
-              </w:rPr>
-              <w:t xml:space="preserve">SYARAT UTAMA SHIFT &amp; PROBATION: </w:t>
-            </w:r>
-            <w:r>
-              <w:rPr>
-                <w:i/>
-                <w:color w:val="881026"/>
-              </w:rPr>
-              <w:t>DEADLINE SHIFT &amp; ATURAN SANKSI (MAX 5 RETRIES):</w:t>
+              <w:t>SYARAT UTAMA SHIFT &amp; PROBATION: DEADLINE SHIFT &amp; ATURAN SANKSI (MAX 5 RETRIES):</w:t>
               <w:br/>
-              <w:t>1. Pemain wajib menyelesaikan checklist [TAB] dan kembali ke Workshop sebelum 06:00 Pagi.</w:t>
+              <w:t>1. Pemain wajib menyelesaikan checklist [TAB] dan kembali ke Workshop sebelum 06:00 Pagi (Waktu Nyata: Day 1-4 = 15 Menit, Day 5 = 20 Menit).</w:t>
               <w:br/>
               <w:t>2. Gagal sebelum 06:00 -&gt; Layar Memudar Hitam (Fade Black) + Sanksi Laporan -&gt; Restart Ongoing Day.</w:t>
               <w:br/>
